--- a/acts-sermons/docx/47_2027-09-05_주께서그마음을열어_행16장11-15절.docx
+++ b/acts-sermons/docx/47_2027-09-05_주께서그마음을열어_행16장11-15절.docx
@@ -122,7 +122,7 @@
           <w:sz w:val="24"/>
           <w:szCs w:val="24"/>
         </w:rPr>
-        <w:t xml:space="preserve">오래 일한 열쇠 기술자들이 하는 말이 있다고 합니다. 세상에서 가장 열기 어려운 문은 밖에서 잠긴 문이 아니라 안에서 걸어 잠근 문이라는 것입니다. 사람의 마음이 바로 그런 문입니다. 우리는 가족에게, 친구에게, 직장 동료에게 복음을 전하려고 애씁니다. 좋은 말을 고르고, 좋은 책을 선물하고, 좋은 모범을 보이려 합니다. 그런데 그 마음의 문은 좀처럼 열리지 않습니다.</w:t>
+        <w:t xml:space="preserve">집 열쇠를 잃어버려 문 앞에서 쩔쩔매 본 경험이 있으실 것입니다. 그래도 밖에서 잠긴 문은 열쇠공을 부르면 열립니다. 정말 열기 어려운 문은 누군가 안에서 걸어 잠근 문입니다. 사람의 마음이 바로 그런 문입니다. 우리는 가족에게, 친구에게, 직장 동료에게 복음을 전하려고 애씁니다. 좋은 말을 고르고, 좋은 책을 선물하고, 좋은 모범을 보이려 합니다. 그런데 그 마음의 문은 좀처럼 열리지 않습니다.</w:t>
       </w:r>
     </w:p>
     <w:p>

--- a/acts-sermons/docx/47_2027-09-05_주께서그마음을열어_행16장11-15절.docx
+++ b/acts-sermons/docx/47_2027-09-05_주께서그마음을열어_행16장11-15절.docx
@@ -356,33 +356,33 @@
           <w:sz w:val="24"/>
           <w:szCs w:val="24"/>
         </w:rPr>
-        <w:t xml:space="preserve">바벨론 포로에서 돌아온 이스라엘 백성은 무너진 성전을 다시 짓기 시작했습니다. 지도자는 스룹바벨이었습니다. 그러나 기초를 놓았을 때 옛 솔로몬 성전의 영광을 기억하는 노인들은 대성통곡했습니다. 새 성전이 너무 초라했기 때문입니다. 게다가 주변의 방해로 공사는 오랫동안 멈추었습니다.</w:t>
-      </w:r>
-    </w:p>
-    <w:p>
-      <w:pPr>
-        <w:spacing w:after="160" w:line="360"/>
-      </w:pPr>
-      <w:r>
-        <w:rPr>
-          <w:rFonts w:ascii="맑은 고딕" w:cs="맑은 고딕" w:eastAsia="맑은 고딕" w:hAnsi="맑은 고딕"/>
-          <w:sz w:val="24"/>
-          <w:szCs w:val="24"/>
-        </w:rPr>
-        <w:t xml:space="preserve">그때 하나님은 선지자 스가랴를 통해 말씀하셨습니다. “이는 힘으로 되지 아니하며 능력으로 되지 아니하고 오직 나의 영으로 되느니라”(슥 4:6). 그리고 이어서 말씀하셨습니다. “작은 일의 날이라고 멸시하는 자가 누구냐”(슥 4:10).</w:t>
-      </w:r>
-    </w:p>
-    <w:p>
-      <w:pPr>
-        <w:spacing w:after="160" w:line="360"/>
-      </w:pPr>
-      <w:r>
-        <w:rPr>
-          <w:rFonts w:ascii="맑은 고딕" w:cs="맑은 고딕" w:eastAsia="맑은 고딕" w:hAnsi="맑은 고딕"/>
-          <w:sz w:val="24"/>
-          <w:szCs w:val="24"/>
-        </w:rPr>
-        <w:t xml:space="preserve">작아 보이는 시작을 멸시하지 말라는 것입니다. 성전을 완성하는 힘은 사람의 규모나 능력에 있지 않고 하나님의 영에 있었습니다. 스룹바벨의 손이 기초를 놓았으니 그의 손이 그 일을 마치리라는 약속대로, 성전은 결국 완공되었습니다. 그리고 그 성전에 훗날 예수 그리스도께서 들어오셨습니다. 빌립보 강가의 몇 명의 여인들도 그랬습니다. 작은 일의 날이었지만 하나님의 영이 그곳에 계셨습니다.</w:t>
+        <w:t xml:space="preserve">누가복음 2장에는 안나라는 여선지자가 나옵니다. 아셀 지파 바누엘의 딸이었습니다. 그녀는 결혼한 지 일곱 해 만에 남편을 잃고 과부가 되었고, 성경은 그녀가 팔십사 세가 되었다고 기록합니다. 세상의 눈으로 보면 아무 영향력도 없는 노인이었습니다. 그러나 성경은 그녀가 성전을 떠나지 않고 금식하며 기도함으로 밤낮 하나님을 섬겼다고 말합니다(눅 2:37).</w:t>
+      </w:r>
+    </w:p>
+    <w:p>
+      <w:pPr>
+        <w:spacing w:after="160" w:line="360"/>
+      </w:pPr>
+      <w:r>
+        <w:rPr>
+          <w:rFonts w:ascii="맑은 고딕" w:cs="맑은 고딕" w:eastAsia="맑은 고딕" w:hAnsi="맑은 고딕"/>
+          <w:sz w:val="24"/>
+          <w:szCs w:val="24"/>
+        </w:rPr>
+        <w:t xml:space="preserve">그 시대 이스라엘은 로마의 지배 아래 있었습니다. 선지자의 음성이 끊어진 지도 오래였습니다. 많은 사람이 하나님은 침묵하신다고 생각했을 것입니다. 그러나 성전 한구석에서 한 노인의 기도는 멈추지 않았습니다. 화려한 자리도, 따르는 무리도 없었습니다. 그저 날마다 같은 자리에서 이스라엘의 구원을 기다리며 드린 작은 기도였습니다.</w:t>
+      </w:r>
+    </w:p>
+    <w:p>
+      <w:pPr>
+        <w:spacing w:after="160" w:line="360"/>
+      </w:pPr>
+      <w:r>
+        <w:rPr>
+          <w:rFonts w:ascii="맑은 고딕" w:cs="맑은 고딕" w:eastAsia="맑은 고딕" w:hAnsi="맑은 고딕"/>
+          <w:sz w:val="24"/>
+          <w:szCs w:val="24"/>
+        </w:rPr>
+        <w:t xml:space="preserve">그런데 하나님은 바로 그 기도의 자리로 아기 예수님을 데려오셨습니다. 요셉과 마리아가 아기를 안고 성전에 올라왔을 때, 안나는 마침 그때 나아와 하나님께 감사하고 예루살렘의 속량을 바라는 모든 사람에게 그 아기에 대하여 말했습니다(눅 2:38). 세상을 구원하실 분이 오셨다는 소식이 작은 기도의 자리에서 퍼져 나갔습니다. 빌립보 강가의 몇 명의 여인들도 그랬습니다. 아무도 주목하지 않는 기도처였지만, 하나님은 그곳에서 유럽 복음화의 문을 여셨습니다.</w:t>
       </w:r>
     </w:p>
     <w:p>
@@ -484,7 +484,7 @@
           <w:sz w:val="24"/>
           <w:szCs w:val="24"/>
         </w:rPr>
-        <w:t xml:space="preserve">사랑하는 성도 여러분, 여러분이 지금 서 있는 자리가 너무 작아 보입니까? 몇 명 모이지 않는 구역 모임, 아무도 알아주지 않는 새벽 기도, 혼자 드리는 가정 예배가 초라하게 느껴지십니까? 오늘 말씀은 작은 일의 날을 멸시하지 말라고 하십니다. 하나님은 강가의 몇 사람으로 유럽의 첫 교회를 시작하셨습니다.</w:t>
+        <w:t xml:space="preserve">사랑하는 성도 여러분, 여러분이 지금 서 있는 자리가 너무 작아 보입니까? 몇 명 모이지 않는 구역 모임, 아무도 알아주지 않는 새벽 기도, 혼자 드리는 가정 예배가 초라하게 느껴지십니까? 오늘 말씀은 작은 기도의 자리를 가볍게 여기지 말라고 하십니다. 하나님은 강가의 몇 사람으로 유럽의 첫 교회를 시작하셨습니다.</w:t>
       </w:r>
     </w:p>
     <w:p>
@@ -686,33 +686,33 @@
           <w:sz w:val="24"/>
           <w:szCs w:val="24"/>
         </w:rPr>
-        <w:t xml:space="preserve">누가복음 24장에는 부활하신 날 엠마오로 내려가던 두 제자의 이야기가 나옵니다. 그들은 예수님의 죽음으로 깊이 낙심해 있었습니다. 부활하신 예수님께서 그들과 동행하셨지만, 그들의 눈이 가리어져 그분을 알아보지 못했습니다.</w:t>
-      </w:r>
-    </w:p>
-    <w:p>
-      <w:pPr>
-        <w:spacing w:after="160" w:line="360"/>
-      </w:pPr>
-      <w:r>
-        <w:rPr>
-          <w:rFonts w:ascii="맑은 고딕" w:cs="맑은 고딕" w:eastAsia="맑은 고딕" w:hAnsi="맑은 고딕"/>
-          <w:sz w:val="24"/>
-          <w:szCs w:val="24"/>
-        </w:rPr>
-        <w:t xml:space="preserve">예수님은 길을 걸으며 모세와 모든 선지자의 글로 시작하여 성경 전체에 쓰인 바 당신에 관한 것을 자세히 설명해 주셨습니다. 그리고 저녁에 함께 식탁에 앉아 떡을 가지사 축사하시고 떼어 주실 때 그들의 눈이 밝아져 예수님을 알아보았습니다. 그들은 서로 말했습니다. “길에서 우리에게 말씀하시고 우리에게 성경을 풀어 주실 때에 우리 속에서 마음이 뜨겁지 아니하더냐”(눅 24:32).</w:t>
-      </w:r>
-    </w:p>
-    <w:p>
-      <w:pPr>
-        <w:spacing w:after="160" w:line="360"/>
-      </w:pPr>
-      <w:r>
-        <w:rPr>
-          <w:rFonts w:ascii="맑은 고딕" w:cs="맑은 고딕" w:eastAsia="맑은 고딕" w:hAnsi="맑은 고딕"/>
-          <w:sz w:val="24"/>
-          <w:szCs w:val="24"/>
-        </w:rPr>
-        <w:t xml:space="preserve">그 뒤 예루살렘의 제자들에게 나타나신 예수님에 대해 누가는 이렇게 기록합니다. “이에 그들의 마음을 열어 성경을 깨닫게 하시고”(눅 24:45). 같은 저자 누가가 사도행전에서 루디아에 대해 쓴 표현과 똑같은 고백입니다. 제자들도, 루디아도 스스로 마음을 열지 못했습니다. 부활하신 주님께서 말씀을 통해 마음을 여셨습니다. 그 일은 오늘도 계속되고 있습니다.</w:t>
+        <w:t xml:space="preserve">요한복음 17장에는 십자가를 앞둔 밤, 예수님께서 하늘을 우러러 아버지께 드리신 기도가 기록되어 있습니다. 흔히 대제사장적 기도라고 부르는 기도입니다. 그 기도에서 주님은 제자들을 가리켜 세상 중에서 아버지께서 내게 주신 사람들이라고 거듭 말씀하십니다(요 17:6). 제자들은 스스로 예수님을 찾아낸 사람들이 아니었습니다. 아버지께서 아들에게 주신 사람들이었습니다.</w:t>
+      </w:r>
+    </w:p>
+    <w:p>
+      <w:pPr>
+        <w:spacing w:after="160" w:line="360"/>
+      </w:pPr>
+      <w:r>
+        <w:rPr>
+          <w:rFonts w:ascii="맑은 고딕" w:cs="맑은 고딕" w:eastAsia="맑은 고딕" w:hAnsi="맑은 고딕"/>
+          <w:sz w:val="24"/>
+          <w:szCs w:val="24"/>
+        </w:rPr>
+        <w:t xml:space="preserve">주님은 또 영생이 무엇인지 말씀하십니다. “영생은 곧 유일하신 참 하나님과 그가 보내신 자 예수 그리스도를 아는 것이니이다”(요 17:3). 그리고 아버지께서 주신 말씀을 그들에게 주었더니 그들이 받았다고 고백하십니다(요 17:8). 하나님을 아는 지식은 사람의 머리에서 만들어지지 않습니다. 아버지께서 주시고, 아들이 말씀으로 나타내 주실 때 비로소 사람의 마음이 그 말씀을 받습니다.</w:t>
+      </w:r>
+    </w:p>
+    <w:p>
+      <w:pPr>
+        <w:spacing w:after="160" w:line="360"/>
+      </w:pPr>
+      <w:r>
+        <w:rPr>
+          <w:rFonts w:ascii="맑은 고딕" w:cs="맑은 고딕" w:eastAsia="맑은 고딕" w:hAnsi="맑은 고딕"/>
+          <w:sz w:val="24"/>
+          <w:szCs w:val="24"/>
+        </w:rPr>
+        <w:t xml:space="preserve">더 놀라운 것은 주님께서 그 자리에 있던 제자들만을 위해 기도하지 않으셨다는 사실입니다. 그들의 말로 말미암아 주님을 믿을 사람들을 위해서도 기도하셨습니다(요 17:20). 그 기도 안에 빌립보 강가의 루디아도 있었고, 오늘 이 자리의 우리도 있습니다. 루디아의 마음이 열린 것은 우연이 아니었습니다. 십자가 전날 밤 주님께서 이미 그런 사람들을 위해 기도하셨고, 때가 되자 말씀을 통해 그 마음을 여셨습니다. 구원은 처음부터 끝까지 주님의 일입니다.</w:t>
       </w:r>
     </w:p>
     <w:p>
@@ -1016,33 +1016,33 @@
           <w:sz w:val="24"/>
           <w:szCs w:val="24"/>
         </w:rPr>
-        <w:t xml:space="preserve">열왕기하 4장에는 수넴 땅의 한 귀한 여인이 등장합니다. 선지자 엘리사가 그 마을을 지날 때마다 그녀는 그를 간권하여 음식을 먹게 했습니다. 개역개정은 여기서도 ‘간권하여’라는 표현을 씁니다. 루디아가 바울을 ‘강권하여’ 머물게 한 것과 닮은 모습입니다.</w:t>
-      </w:r>
-    </w:p>
-    <w:p>
-      <w:pPr>
-        <w:spacing w:after="160" w:line="360"/>
-      </w:pPr>
-      <w:r>
-        <w:rPr>
-          <w:rFonts w:ascii="맑은 고딕" w:cs="맑은 고딕" w:eastAsia="맑은 고딕" w:hAnsi="맑은 고딕"/>
-          <w:sz w:val="24"/>
-          <w:szCs w:val="24"/>
-        </w:rPr>
-        <w:t xml:space="preserve">그 여인은 남편에게 말했습니다. “항상 우리를 지나가는 이 사람은 하나님의 거룩한 사람인 줄을 내가 아노니 청하건대 우리가 그를 위하여 작은 방을 담 위에 만들고 침상과 책상과 의자와 촛대를 두사 그가 우리에게 이르면 거기에 머물게 하사이다”(왕하 4:9-10). 그녀는 아무 대가를 바라지 않았습니다. 엘리사가 무엇을 해 주기를 원하느냐고 물었을 때 그녀는 자기 백성 중에 거주한다고 하며 사양했습니다.</w:t>
-      </w:r>
-    </w:p>
-    <w:p>
-      <w:pPr>
-        <w:spacing w:after="160" w:line="360"/>
-      </w:pPr>
-      <w:r>
-        <w:rPr>
-          <w:rFonts w:ascii="맑은 고딕" w:cs="맑은 고딕" w:eastAsia="맑은 고딕" w:hAnsi="맑은 고딕"/>
-          <w:sz w:val="24"/>
-          <w:szCs w:val="24"/>
-        </w:rPr>
-        <w:t xml:space="preserve">그러나 하나님은 그 작은 방을 기억하셨습니다. 그녀에게 아들을 주셨고, 훗날 그 아들이 죽었을 때 엘리사를 통해 다시 살리셨습니다. 하나님의 사람을 위해 연 작은 방이 생명의 기적이 일어나는 자리가 되었습니다. 우리가 주님을 위해 여는 집과 시간은 결코 헛되지 않습니다.</w:t>
+        <w:t xml:space="preserve">출애굽기 35장에서 모세는 이스라엘 백성에게 성막을 지을 예물을 가져오라고 전했습니다. 억지로 걷는 세금이 아니었습니다. 하나님은 마음에 원하는 자는 누구든지 가져오라고 하셨습니다. 그러자 놀라운 일이 일어났습니다. 성경은 마음이 감동된 모든 자와 자원하는 모든 자가 와서 여호와께 예물을 드렸다고 기록합니다(출 35:21).</w:t>
+      </w:r>
+    </w:p>
+    <w:p>
+      <w:pPr>
+        <w:spacing w:after="160" w:line="360"/>
+      </w:pPr>
+      <w:r>
+        <w:rPr>
+          <w:rFonts w:ascii="맑은 고딕" w:cs="맑은 고딕" w:eastAsia="맑은 고딕" w:hAnsi="맑은 고딕"/>
+          <w:sz w:val="24"/>
+          <w:szCs w:val="24"/>
+        </w:rPr>
+        <w:t xml:space="preserve">남자와 여자가 함께 나왔습니다. 금 고리와 귀고리, 청색 자색 홍색 실과 가는 베실, 염소 털과 숫양의 가죽을 가져왔습니다. 마음이 지혜로운 여인들은 손수 실을 빼서 바쳤습니다. 애굽에서 종살이하던 사람들이 이제는 하나님이 거하실 집을 위해 자기 것을 기꺼이 내놓았습니다. 백성은 아침마다 자원하는 예물을 계속 가져왔습니다.</w:t>
+      </w:r>
+    </w:p>
+    <w:p>
+      <w:pPr>
+        <w:spacing w:after="160" w:line="360"/>
+      </w:pPr>
+      <w:r>
+        <w:rPr>
+          <w:rFonts w:ascii="맑은 고딕" w:cs="맑은 고딕" w:eastAsia="맑은 고딕" w:hAnsi="맑은 고딕"/>
+          <w:sz w:val="24"/>
+          <w:szCs w:val="24"/>
+        </w:rPr>
+        <w:t xml:space="preserve">마침내 일하는 사람들이 모세에게 와서, 백성이 너무 많이 가져온다고 말했습니다. 그래서 모세는 진중에 공포하여 더 이상 가져오지 말라고 해야 했습니다(출 36:5-7). 성경에 이런 장면은 흔하지 않습니다. 하나님께서 감동하신 마음은 움켜쥐지 않고 엽니다. 루디아도 그랬습니다. 주께서 그 마음을 여시자 곧 그녀의 집이 열렸습니다. 열린 마음은 반드시 열린 손과 열린 집으로 이어집니다.</w:t>
       </w:r>
     </w:p>
     <w:p>

--- a/acts-sermons/docx/47_2027-09-05_주께서그마음을열어_행16장11-15절.docx
+++ b/acts-sermons/docx/47_2027-09-05_주께서그마음을열어_행16장11-15절.docx
@@ -763,7 +763,7 @@
           <w:sz w:val="24"/>
           <w:szCs w:val="24"/>
         </w:rPr>
-        <w:t xml:space="preserve">웜브란트가 남긴 증언에 따르면, 루마니아의 한 산골 마을에 늙은 목수가 살고 있었습니다. 그는 평생 한 가지를 기도했다고 합니다. 자기는 늙고 가난해 이스라엘에 갈 수 없으니, 죽기 전에 한 유대인을 그리스도께 인도할 수 있게 해 달라는 기도였습니다. 그리고 병 요양 차 그 마을에 온 웜브란트를 만나게 되었고, 그에게 성경을 건넸습니다. 웜브란트는 그 성경을 읽으며 그리스도를 믿게 되었고, 그의 아내 사비나도 뒤이어 회심했습니다.</w:t>
+        <w:t xml:space="preserve">웜브란트가 남긴 증언에 따르면, 루마니아의 한 산골 마을에 늙은 목수가 살고 있었습니다. 그는 평생 한 가지를 기도했다고 합니다. 자기는 늙고 가난하고 병들어 유대인을 찾아다닐 수 없으니, 죽기 전에 한 유대인을 그리스도께 인도할 수 있게 해 달라는 기도였습니다. 그리고 병 요양 차 그 마을에 온 웜브란트를 만나게 되었고, 그에게 성경을 건넸습니다. 웜브란트는 그 성경을 읽으며 그리스도를 믿게 되었고, 그의 아내 사비나도 뒤이어 회심했습니다.</w:t>
       </w:r>
     </w:p>
     <w:p>
@@ -1093,7 +1093,7 @@
           <w:sz w:val="24"/>
           <w:szCs w:val="24"/>
         </w:rPr>
-        <w:t xml:space="preserve">그 중심에는 앙드레 트로크메 목사와 그의 아내 마그다가 있었습니다. 마그다 트로크메는 어느 겨울밤 추위에 떨며 문을 두드린 한 유대인 여인을 집 안으로 들였던 일을 시작으로, 수많은 피난민에게 문을 열었다고 전해집니다. 트로크메 목사는 설교를 통해 성도들에게 양심의 무기로 저항하라고 가르쳤습니다.</w:t>
+        <w:t xml:space="preserve">그 중심에는 앙드레 트로크메 목사와 그의 아내 마그다가 있었습니다. 마그다 트로크메는 어느 겨울밤 추위에 떨며 문을 두드린 한 유대인 여인을 집 안으로 들였던 일을 시작으로, 수많은 피난민에게 문을 열었다고 전해집니다. 트로크메 목사는 설교를 통해 성도들에게 폭력이 아니라 영의 무기로 저항하라고 가르쳤습니다.</w:t>
       </w:r>
     </w:p>
     <w:p>
